--- a/teoria/documentacion/Guion_video_Ulises_y_Agustin.docx
+++ b/teoria/documentacion/Guion_video_Ulises_y_Agustin.docx
@@ -636,7 +636,7 @@
           <w:color w:val="202124"/>
           <w:sz w:val="22"/>
         </w:rPr>
-        <w:t>Funciones terminadas: acceso, permisos, clientes, telefonos, planes, conexiones, cuotas, cuenta corriente y pagos.</w:t>
+        <w:t>Funciones terminadas: acceso, permisos, clientes, planes, servicios, cuotas, cuenta corriente y pagos.</w:t>
       </w:r>
     </w:p>
     <w:p>
@@ -655,7 +655,7 @@
           <w:color w:val="202124"/>
           <w:sz w:val="22"/>
         </w:rPr>
-        <w:t>Decisiones tecnicas: monolito modular, POO, servicios de aplicacion, PostgreSQL, panel web y API REST sobre las mismas reglas.</w:t>
+        <w:t>Decisiones técnicas: monolito modular, POO, servicios de dominio, Laravel, MariaDB, panel Blade y API REST.</w:t>
       </w:r>
     </w:p>
     <w:p>
@@ -674,7 +674,7 @@
           <w:color w:val="202124"/>
           <w:sz w:val="22"/>
         </w:rPr>
-        <w:t>Calidad: 50 pruebas automatizadas, migraciones reproducibles y alineacion entre codigo, base de datos y diagramas.</w:t>
+        <w:t>Calidad: 16 métodos de prueba, migración reproducible y alineación entre código, base de datos y diagramas.</w:t>
       </w:r>
     </w:p>
     <w:p>
@@ -3116,7 +3116,7 @@
           <w:color w:val="59636E"/>
           <w:sz w:val="19"/>
         </w:rPr>
-        <w:t xml:space="preserve">Mostrar: </w:t>
+        <w:t>Mostrar: Explorador de sistema/app y sistema/app/Dominio/ServicioClientes.php, métodos crear, actualizar y darDeBaja.</w:t>
       </w:r>
       <w:r>
         <w:rPr>
@@ -3126,7 +3126,6 @@
           <w:color w:val="59636E"/>
           <w:sz w:val="19"/>
         </w:rPr>
-        <w:t>Explorador de backend/apps y backend/apps/clientes/casos_uso.py, clase CasoUsoAltaIntegralCliente.</w:t>
       </w:r>
     </w:p>
     <w:p>
@@ -3200,6 +3199,7 @@
               </w:rPr>
               <w:t>ULISES DICE</w:t>
               <w:br/>
+              <w:t>El backend está construido con PHP y Laravel 13, y usa MariaDB. Elegimos un monolito modular: los modelos Eloquent representan las entidades, los servicios de App\Dominio contienen las reglas y los controladores atienden HTTP. Por ejemplo, ServicioClientes crea, actualiza y da de baja clientes dentro de transacciones. Así aplicamos POO sin concentrar la lógica en las vistas Blade.</w:t>
             </w:r>
             <w:r>
               <w:rPr>
@@ -3209,7 +3209,6 @@
                 <w:color w:val="202124"/>
                 <w:sz w:val="20"/>
               </w:rPr>
-              <w:t>El backend esta construido con Python, Django y Django REST Framework, y usa PostgreSQL. Elegimos un monolito modular: cada aplicacion representa un area del negocio. Los modelos representan entidades y las clases de servicio contienen las reglas. Por ejemplo, este caso de uso coordina el alta del cliente, sus telefonos y su primera conexion dentro de una transaccion. Si falla una parte, se revierte toda la operacion. Asi aplicamos POO sin concentrar toda la logica en las vistas.</w:t>
             </w:r>
           </w:p>
         </w:tc>
@@ -3266,7 +3265,7 @@
           <w:color w:val="59636E"/>
           <w:sz w:val="19"/>
         </w:rPr>
-        <w:t xml:space="preserve">Mostrar: </w:t>
+        <w:t>Mostrar: teoria/diagramas/DER_logico.png o abrir DER_logico.mwb en MySQL Workbench.</w:t>
       </w:r>
       <w:r>
         <w:rPr>
@@ -3276,7 +3275,6 @@
           <w:color w:val="59636E"/>
           <w:sz w:val="19"/>
         </w:rPr>
-        <w:t>modelo_logico/DER_Logico_Completo_Villafane_logico-actual.png.</w:t>
       </w:r>
     </w:p>
     <w:p>
@@ -3350,6 +3348,7 @@
               </w:rPr>
               <w:t>AGUSTIN DICE</w:t>
               <w:br/>
+              <w:t>Este es el DER lógico completo. En la parte ya implementada, un cliente puede tener varios servicios; cada servicio utiliza un plan y genera cuotas. Un pago puede cancelar varias cuotas completas del mismo cliente. Usuario se vincula 1:1 con Empleado o Administrador mediante PK/FK compartida. El saldo se calcula desde las cuotas y pagos, por eso no se guarda como columna redundante.</w:t>
             </w:r>
             <w:r>
               <w:rPr>
@@ -3359,7 +3358,6 @@
                 <w:color w:val="202124"/>
                 <w:sz w:val="20"/>
               </w:rPr>
-              <w:t>Este es el recorte del DER que corresponde a lo implementado. Un cliente puede tener varios telefonos y varias conexiones; cada conexion utiliza un plan y genera cuotas. Un pago puede cancelar una o varias cuotas completas del mismo cliente. Tambien modelamos Usuario como supertipo y Empleado y Administrador como subtipos con clave compartida. El saldo y el estado de la cuenta se calculan desde las cuotas y los pagos, por eso no se guardan como columnas redundantes.</w:t>
             </w:r>
           </w:p>
         </w:tc>
@@ -3569,7 +3567,7 @@
                 <w:color w:val="9B1C1C"/>
                 <w:sz w:val="22"/>
               </w:rPr>
-              <w:t xml:space="preserve">Demostracion segura: </w:t>
+              <w:t>Demostración segura: usen datos ficticios. No muestren .env, contraseñas, tokens, datos reales de clientes ni credenciales de MariaDB.</w:t>
             </w:r>
             <w:r>
               <w:rPr>
@@ -3579,7 +3577,6 @@
                 <w:color w:val="202124"/>
                 <w:sz w:val="22"/>
               </w:rPr>
-              <w:t>Usen datos ficticios. No muestren el archivo .env, contraseñas, tokens, datos reales de clientes ni el panel tecnico de PostgreSQL.</w:t>
             </w:r>
           </w:p>
         </w:tc>
@@ -3786,7 +3783,7 @@
           <w:color w:val="59636E"/>
           <w:sz w:val="19"/>
         </w:rPr>
-        <w:t xml:space="preserve">Mostrar: </w:t>
+        <w:t>Mostrar: terminal con el resultado de php artisan test y la matriz TRAZABILIDAD_MODELO_DATOS_Y_CLASES.md.</w:t>
       </w:r>
       <w:r>
         <w:rPr>
@@ -3796,7 +3793,6 @@
           <w:color w:val="59636E"/>
           <w:sz w:val="19"/>
         </w:rPr>
-        <w:t>Terminal preparada con: 50 passed; y salida de verificar_alineacion_modelos.py.</w:t>
       </w:r>
     </w:p>
     <w:p>
@@ -3811,7 +3807,7 @@
           <w:color w:val="59636E"/>
           <w:sz w:val="19"/>
         </w:rPr>
-        <w:t xml:space="preserve">Accion en pantalla: </w:t>
+        <w:t>Acción en pantalla: mostrar el resultado preparado y resaltar las 9 tablas de dominio y la tabla técnica migrations.</w:t>
       </w:r>
       <w:r>
         <w:rPr>
@@ -3821,7 +3817,6 @@
           <w:color w:val="59636E"/>
           <w:sz w:val="19"/>
         </w:rPr>
-        <w:t>No ejecutar comandos lentos durante la grabacion. Mostrar resultados ya preparados y resaltar 17 tablas actuales / 22 totales.</w:t>
       </w:r>
     </w:p>
     <w:tbl>
@@ -3870,6 +3865,7 @@
               </w:rPr>
               <w:t>ULISES DICE</w:t>
               <w:br/>
+              <w:t>El repositorio contiene dieciséis métodos de prueba PHPUnit en siete archivos Feature. También verificamos la migración Laravel, los modelos Eloquent, MariaDB y los diagramas. El esquema actual tiene nueve tablas de dominio y la tabla técnica migrations; el modelo completo conserva además las cinco entidades previstas para los demás módulos.</w:t>
             </w:r>
             <w:r>
               <w:rPr>
@@ -3879,7 +3875,6 @@
                 <w:color w:val="202124"/>
                 <w:sz w:val="20"/>
               </w:rPr>
-              <w:t>La entrega cuenta con cincuenta pruebas automatizadas sobre modelos, servicios, permisos, panel y API. Tambien verificamos que no existan migraciones pendientes y que el codigo, PostgreSQL y los diagramas coincidan. Actualmente hay diecisiete tablas: diez del negocio y siete tecnicas de Django. El modelo completo conserva cinco entidades futuras, por lo que llega a veintidos sin presentarlas como terminadas.</w:t>
             </w:r>
           </w:p>
         </w:tc>
@@ -4306,7 +4301,7 @@
                 <w:color w:val="202124"/>
                 <w:sz w:val="17"/>
               </w:rPr>
-              <w:t>DER_Logico_Completo_Villafane_logico-actual.png</w:t>
+              <w:t>DER_logico.mwb / DER_logico.png</w:t>
             </w:r>
           </w:p>
         </w:tc>
@@ -4341,7 +4336,7 @@
                 <w:color w:val="202124"/>
                 <w:sz w:val="17"/>
               </w:rPr>
-              <w:t>Cliente, Servicio, Plan, Cuota, Pago y subtipos de Usuario.</w:t>
+              <w:t>Cliente, Servicio, Plan, Cuota, Pago y perfiles de Usuario.</w:t>
             </w:r>
           </w:p>
         </w:tc>
@@ -4376,7 +4371,7 @@
                 <w:color w:val="202124"/>
                 <w:sz w:val="17"/>
               </w:rPr>
-              <w:t>Cada campo, tipo de dato o tabla tecnica de Django.</w:t>
+              <w:t>Cada detalle de infraestructura.</w:t>
             </w:r>
           </w:p>
         </w:tc>
@@ -4767,7 +4762,7 @@
                 <w:color w:val="202124"/>
                 <w:sz w:val="17"/>
               </w:rPr>
-              <w:t>backend/apps/clientes/casos_uso.py, lineas 13-43</w:t>
+              <w:t>sistema/app/Dominio/ServicioClientes.php, líneas 13-35</w:t>
             </w:r>
           </w:p>
         </w:tc>
@@ -4802,7 +4797,7 @@
                 <w:color w:val="202124"/>
                 <w:sz w:val="17"/>
               </w:rPr>
-              <w:t>Alta integral, composicion de servicios y transaccion atomica.</w:t>
+              <w:t>Creación, actualización y baja transaccional.</w:t>
             </w:r>
           </w:p>
         </w:tc>
@@ -4874,7 +4869,7 @@
                 <w:color w:val="202124"/>
                 <w:sz w:val="17"/>
               </w:rPr>
-              <w:t>backend/apps/usuarios/politicas.py, lineas 30-106</w:t>
+              <w:t>sistema/app/Autorizacion/ServicioAutorizacion.php, líneas 11-32</w:t>
             </w:r>
           </w:p>
         </w:tc>
@@ -4909,7 +4904,7 @@
                 <w:color w:val="202124"/>
                 <w:sz w:val="17"/>
               </w:rPr>
-              <w:t>Polimorfismo y permisos por subtipo/area.</w:t>
+              <w:t>Polimorfismo y permisos por perfil/área.</w:t>
             </w:r>
           </w:p>
         </w:tc>
@@ -4981,7 +4976,7 @@
                 <w:color w:val="202124"/>
                 <w:sz w:val="17"/>
               </w:rPr>
-              <w:t>backend/apps/facturacion/servicios.py, lineas 110-149</w:t>
+              <w:t>sistema/app/Dominio/ServicioFacturacion.php, líneas 84-129</w:t>
             </w:r>
           </w:p>
         </w:tc>
@@ -5016,7 +5011,7 @@
                 <w:color w:val="202124"/>
                 <w:sz w:val="17"/>
               </w:rPr>
-              <w:t>Pago atomico, cuotas completas y control de duplicados.</w:t>
+              <w:t>Pago atómico de cuotas completas.</w:t>
             </w:r>
           </w:p>
         </w:tc>
@@ -5051,7 +5046,7 @@
                 <w:color w:val="202124"/>
                 <w:sz w:val="17"/>
               </w:rPr>
-              <w:t>Agustin</w:t>
+              <w:t>Agustín</w:t>
             </w:r>
           </w:p>
         </w:tc>
@@ -5088,7 +5083,7 @@
                 <w:color w:val="202124"/>
                 <w:sz w:val="17"/>
               </w:rPr>
-              <w:t>backend/apps/facturacion/tests/test_servicios_facturacion.py, lineas 63-106</w:t>
+              <w:t>sistema/tests/Feature/ServiciosFacturacionTest.php, líneas 55-84</w:t>
             </w:r>
           </w:p>
         </w:tc>
@@ -5123,7 +5118,7 @@
                 <w:color w:val="202124"/>
                 <w:sz w:val="17"/>
               </w:rPr>
-              <w:t>Reglas de facturacion verificadas con pruebas.</w:t>
+              <w:t>Reglas de facturación verificadas.</w:t>
             </w:r>
           </w:p>
         </w:tc>
@@ -5311,7 +5306,7 @@
           <w:color w:val="202124"/>
           <w:sz w:val="22"/>
         </w:rPr>
-        <w:t>Un cliente con telefono y dos conexiones en direcciones diferentes.</w:t>
+        <w:t>Un cliente con dos servicios en direcciones diferentes.</w:t>
       </w:r>
     </w:p>
     <w:p>
@@ -5962,7 +5957,7 @@
                 <w:color w:val="202124"/>
                 <w:sz w:val="17"/>
               </w:rPr>
-              <w:t>¿Por que Django?</w:t>
+              <w:t>¿Por qué Laravel?</w:t>
             </w:r>
           </w:p>
         </w:tc>
@@ -5997,7 +5992,7 @@
                 <w:color w:val="202124"/>
                 <w:sz w:val="17"/>
               </w:rPr>
-              <w:t>Integra POO, ORM, autenticacion, panel web y API REST con una base comun.</w:t>
+              <w:t>Integra POO, Eloquent, autenticación, validación, panel Blade y API REST.</w:t>
             </w:r>
           </w:p>
         </w:tc>
@@ -6069,7 +6064,7 @@
                 <w:color w:val="202124"/>
                 <w:sz w:val="17"/>
               </w:rPr>
-              <w:t>¿Por que PostgreSQL?</w:t>
+              <w:t>¿Por qué MariaDB?</w:t>
             </w:r>
           </w:p>
         </w:tc>
@@ -6104,7 +6099,7 @@
                 <w:color w:val="202124"/>
                 <w:sz w:val="17"/>
               </w:rPr>
-              <w:t>Por integridad relacional, restricciones, transacciones y migraciones reproducibles.</w:t>
+              <w:t>Por integridad relacional, transacciones, compatibilidad y uso con Workbench.</w:t>
             </w:r>
           </w:p>
         </w:tc>
@@ -6139,7 +6134,7 @@
                 <w:color w:val="202124"/>
                 <w:sz w:val="17"/>
               </w:rPr>
-              <w:t>Agustin</w:t>
+              <w:t>Agustín</w:t>
             </w:r>
           </w:p>
         </w:tc>
@@ -6590,7 +6585,7 @@
           <w:color w:val="202124"/>
           <w:sz w:val="22"/>
         </w:rPr>
-        <w:t>Confirmar que PostgreSQL, Memurai y Django esten activos antes de abrir el navegador.</w:t>
+        <w:t>Confirmar que MariaDB, php artisan serve y npm run dev estén activos antes de abrir el navegador.</w:t>
       </w:r>
     </w:p>
     <w:p>
